--- a/resources/templates/template_003_群团组织推优表.docx
+++ b/resources/templates/template_003_群团组织推优表.docx
@@ -912,23 +912,23 @@
               <w:adjustRightInd/>
               <w:snapToGrid/>
               <w:spacing w:line="400" w:lineRule="exact"/>
-              <w:ind w:right="0" w:firstLine="560" w:firstLineChars="200"/>
+              <w:ind w:right="0" w:firstLine="480" w:firstLineChars="200"/>
               <w:jc w:val="left"/>
               <w:textAlignment w:val="auto"/>
               <w:rPr>
                 <w:rFonts w:hint="eastAsia" w:ascii="宋体" w:hAnsi="宋体"/>
                 <w:kern w:val="0"/>
-                <w:sz w:val="28"/>
-                <w:szCs w:val="28"/>
-                <w:lang w:val="en-US" w:eastAsia="zh-CN"/>
-              </w:rPr>
-            </w:pPr>
-            <w:r>
-              <w:rPr>
-                <w:rFonts w:hint="eastAsia" w:ascii="宋体" w:hAnsi="宋体"/>
-                <w:kern w:val="0"/>
-                <w:sz w:val="28"/>
-                <w:szCs w:val="28"/>
+                <w:sz w:val="24"/>
+                <w:szCs w:val="24"/>
+                <w:lang w:val="en-US" w:eastAsia="zh-CN"/>
+              </w:rPr>
+            </w:pPr>
+            <w:r>
+              <w:rPr>
+                <w:rFonts w:hint="eastAsia" w:ascii="宋体" w:hAnsi="宋体"/>
+                <w:kern w:val="0"/>
+                <w:sz w:val="24"/>
+                <w:szCs w:val="24"/>
                 <w:lang w:val="en-US" w:eastAsia="zh-CN"/>
               </w:rPr>
               <w:t>{{群团组织推荐意见_意见内容}}</w:t>
@@ -936,14 +936,17 @@
           </w:p>
           <w:p>
             <w:pPr>
+              <w:tabs>
+                <w:tab w:val="left" w:pos="8400"/>
+              </w:tabs>
               <w:spacing w:line="400" w:lineRule="exact"/>
               <w:ind w:right="560"/>
               <w:jc w:val="left"/>
               <w:rPr>
-                <w:rFonts w:hint="eastAsia" w:ascii="宋体" w:hAnsi="宋体"/>
-                <w:kern w:val="0"/>
-                <w:sz w:val="28"/>
-                <w:szCs w:val="28"/>
+                <w:rFonts w:hint="default" w:ascii="宋体" w:hAnsi="宋体"/>
+                <w:kern w:val="0"/>
+                <w:sz w:val="24"/>
+                <w:szCs w:val="24"/>
                 <w:lang w:val="en-US" w:eastAsia="zh-CN"/>
               </w:rPr>
             </w:pPr>
@@ -954,9 +957,6 @@
               <w:keepLines w:val="0"/>
               <w:pageBreakBefore w:val="0"/>
               <w:widowControl w:val="0"/>
-              <w:tabs>
-                <w:tab w:val="right" w:pos="8820"/>
-              </w:tabs>
               <w:kinsoku/>
               <w:wordWrap/>
               <w:overflowPunct/>
@@ -968,13 +968,13 @@
               <w:snapToGrid/>
               <w:spacing w:line="400" w:lineRule="exact"/>
               <w:ind w:right="0"/>
-              <w:jc w:val="right"/>
+              <w:jc w:val="left"/>
               <w:textAlignment w:val="auto"/>
               <w:rPr>
                 <w:rFonts w:hint="default" w:ascii="宋体" w:hAnsi="宋体" w:eastAsia="宋体"/>
                 <w:kern w:val="0"/>
-                <w:sz w:val="28"/>
-                <w:szCs w:val="28"/>
+                <w:sz w:val="24"/>
+                <w:szCs w:val="24"/>
                 <w:lang w:val="en-US" w:eastAsia="zh-CN"/>
               </w:rPr>
             </w:pPr>
@@ -1005,7 +1005,19 @@
                 <w:szCs w:val="24"/>
                 <w:lang w:val="en-US" w:eastAsia="zh-CN"/>
               </w:rPr>
-              <w:t xml:space="preserve">          {{</w:t>
+              <w:t xml:space="preserve">          </w:t>
+            </w:r>
+            <w:bookmarkStart w:id="0" w:name="_GoBack"/>
+            <w:bookmarkEnd w:id="0"/>
+            <w:r>
+              <w:rPr>
+                <w:rFonts w:hint="eastAsia" w:ascii="宋体" w:hAnsi="宋体"/>
+                <w:kern w:val="0"/>
+                <w:sz w:val="24"/>
+                <w:szCs w:val="24"/>
+                <w:lang w:val="en-US" w:eastAsia="zh-CN"/>
+              </w:rPr>
+              <w:t>{{</w:t>
             </w:r>
             <w:r>
               <w:rPr>
@@ -1147,23 +1159,23 @@
               <w:adjustRightInd/>
               <w:snapToGrid/>
               <w:spacing w:line="400" w:lineRule="exact"/>
-              <w:ind w:right="0" w:firstLine="560" w:firstLineChars="200"/>
+              <w:ind w:right="0" w:firstLine="480" w:firstLineChars="200"/>
               <w:jc w:val="left"/>
               <w:textAlignment w:val="auto"/>
               <w:rPr>
                 <w:rFonts w:hint="eastAsia" w:ascii="宋体" w:hAnsi="宋体"/>
                 <w:kern w:val="0"/>
-                <w:sz w:val="28"/>
-                <w:szCs w:val="28"/>
-                <w:lang w:val="en-US" w:eastAsia="zh-CN"/>
-              </w:rPr>
-            </w:pPr>
-            <w:r>
-              <w:rPr>
-                <w:rFonts w:hint="eastAsia" w:ascii="宋体" w:hAnsi="宋体"/>
-                <w:kern w:val="0"/>
-                <w:sz w:val="28"/>
-                <w:szCs w:val="28"/>
+                <w:sz w:val="24"/>
+                <w:szCs w:val="24"/>
+                <w:lang w:val="en-US" w:eastAsia="zh-CN"/>
+              </w:rPr>
+            </w:pPr>
+            <w:r>
+              <w:rPr>
+                <w:rFonts w:hint="eastAsia" w:ascii="宋体" w:hAnsi="宋体"/>
+                <w:kern w:val="0"/>
+                <w:sz w:val="24"/>
+                <w:szCs w:val="24"/>
                 <w:lang w:val="en-US" w:eastAsia="zh-CN"/>
               </w:rPr>
               <w:t>{{上级群团组织意见_意见内容}}</w:t>
@@ -1185,14 +1197,14 @@
               <w:adjustRightInd/>
               <w:snapToGrid/>
               <w:spacing w:line="400" w:lineRule="exact"/>
-              <w:ind w:right="0" w:firstLine="560" w:firstLineChars="200"/>
+              <w:ind w:right="0" w:firstLine="480" w:firstLineChars="200"/>
               <w:jc w:val="left"/>
               <w:textAlignment w:val="auto"/>
               <w:rPr>
                 <w:rFonts w:hint="eastAsia" w:ascii="宋体" w:hAnsi="宋体"/>
                 <w:kern w:val="0"/>
-                <w:sz w:val="28"/>
-                <w:szCs w:val="28"/>
+                <w:sz w:val="24"/>
+                <w:szCs w:val="24"/>
                 <w:lang w:val="en-US" w:eastAsia="zh-CN"/>
               </w:rPr>
             </w:pPr>
@@ -1255,32 +1267,20 @@
               <w:rPr>
                 <w:rFonts w:hint="default" w:ascii="宋体" w:hAnsi="宋体" w:eastAsia="宋体"/>
                 <w:kern w:val="0"/>
-                <w:sz w:val="28"/>
-                <w:szCs w:val="28"/>
-                <w:lang w:val="en-US" w:eastAsia="zh-CN"/>
-              </w:rPr>
-            </w:pPr>
-            <w:r>
-              <w:rPr>
-                <w:rFonts w:hint="eastAsia" w:ascii="宋体" w:hAnsi="宋体"/>
-                <w:kern w:val="0"/>
-                <w:sz w:val="24"/>
-                <w:szCs w:val="24"/>
-                <w:lang w:val="en-US" w:eastAsia="zh-CN"/>
-              </w:rPr>
-              <w:t>{{上级群团组织意见_</w:t>
-            </w:r>
-            <w:bookmarkStart w:id="0" w:name="_GoBack"/>
-            <w:bookmarkEnd w:id="0"/>
-            <w:r>
-              <w:rPr>
-                <w:rFonts w:hint="eastAsia" w:ascii="宋体" w:hAnsi="宋体"/>
-                <w:kern w:val="0"/>
-                <w:sz w:val="24"/>
-                <w:szCs w:val="24"/>
-                <w:lang w:val="en-US" w:eastAsia="zh-CN"/>
-              </w:rPr>
-              <w:t>填写日期}}</w:t>
+                <w:sz w:val="24"/>
+                <w:szCs w:val="24"/>
+                <w:lang w:val="en-US" w:eastAsia="zh-CN"/>
+              </w:rPr>
+            </w:pPr>
+            <w:r>
+              <w:rPr>
+                <w:rFonts w:hint="eastAsia" w:ascii="宋体" w:hAnsi="宋体"/>
+                <w:kern w:val="0"/>
+                <w:sz w:val="24"/>
+                <w:szCs w:val="24"/>
+                <w:lang w:val="en-US" w:eastAsia="zh-CN"/>
+              </w:rPr>
+              <w:t>{{上级群团组织意见_填写日期}}</w:t>
             </w:r>
           </w:p>
         </w:tc>
@@ -1386,23 +1386,23 @@
               <w:adjustRightInd/>
               <w:snapToGrid/>
               <w:spacing w:line="400" w:lineRule="exact"/>
-              <w:ind w:right="0" w:firstLine="560" w:firstLineChars="200"/>
+              <w:ind w:right="0" w:firstLine="480" w:firstLineChars="200"/>
               <w:jc w:val="left"/>
               <w:textAlignment w:val="auto"/>
               <w:rPr>
                 <w:rFonts w:hint="default" w:ascii="宋体" w:hAnsi="宋体" w:eastAsia="宋体"/>
                 <w:kern w:val="0"/>
-                <w:sz w:val="28"/>
-                <w:szCs w:val="28"/>
-                <w:lang w:val="en-US" w:eastAsia="zh-CN"/>
-              </w:rPr>
-            </w:pPr>
-            <w:r>
-              <w:rPr>
-                <w:rFonts w:hint="eastAsia" w:ascii="宋体" w:hAnsi="宋体"/>
-                <w:kern w:val="0"/>
-                <w:sz w:val="28"/>
-                <w:szCs w:val="28"/>
+                <w:sz w:val="24"/>
+                <w:szCs w:val="24"/>
+                <w:lang w:val="en-US" w:eastAsia="zh-CN"/>
+              </w:rPr>
+            </w:pPr>
+            <w:r>
+              <w:rPr>
+                <w:rFonts w:hint="eastAsia" w:ascii="宋体" w:hAnsi="宋体"/>
+                <w:kern w:val="0"/>
+                <w:sz w:val="24"/>
+                <w:szCs w:val="24"/>
                 <w:lang w:val="en-US" w:eastAsia="zh-CN"/>
               </w:rPr>
               <w:t>{{党组织意见_意见内容}}</w:t>
@@ -1493,8 +1493,8 @@
               <w:rPr>
                 <w:rFonts w:hint="default" w:ascii="宋体" w:hAnsi="宋体" w:eastAsia="宋体"/>
                 <w:kern w:val="0"/>
-                <w:sz w:val="28"/>
-                <w:szCs w:val="28"/>
+                <w:sz w:val="24"/>
+                <w:szCs w:val="24"/>
                 <w:lang w:val="en-US" w:eastAsia="zh-CN"/>
               </w:rPr>
             </w:pPr>
